--- a/MODULES INTEGERTION.docx
+++ b/MODULES INTEGERTION.docx
@@ -528,7 +528,15 @@
           <w:sz w:val="32"/>
           <w:szCs w:val="32"/>
         </w:rPr>
-        <w:t>Printf</w:t>
+        <w:t>p</w:t>
+      </w:r>
+      <w:r>
+        <w:rPr>
+          <w:rFonts w:ascii="Century" w:hAnsi="Century"/>
+          <w:sz w:val="32"/>
+          <w:szCs w:val="32"/>
+        </w:rPr>
+        <w:t>rintf</w:t>
       </w:r>
       <w:proofErr w:type="spellEnd"/>
       <w:r>
@@ -546,26 +554,50 @@
           <w:sz w:val="32"/>
           <w:szCs w:val="32"/>
         </w:rPr>
-        <w:t>“\n—seat Availability--\/”);</w:t>
-      </w:r>
-    </w:p>
-    <w:p>
-      <w:pPr>
-        <w:rPr>
-          <w:rFonts w:ascii="Century" w:hAnsi="Century"/>
-          <w:sz w:val="32"/>
-          <w:szCs w:val="32"/>
-        </w:rPr>
-      </w:pPr>
-      <w:proofErr w:type="spellStart"/>
-      <w:proofErr w:type="gramStart"/>
-      <w:r>
-        <w:rPr>
-          <w:rFonts w:ascii="Century" w:hAnsi="Century"/>
-          <w:sz w:val="32"/>
-          <w:szCs w:val="32"/>
-        </w:rPr>
-        <w:t>Printf</w:t>
+        <w:t>“\n—seat Availability--\</w:t>
+      </w:r>
+      <w:r>
+        <w:rPr>
+          <w:rFonts w:ascii="Century" w:hAnsi="Century"/>
+          <w:sz w:val="32"/>
+          <w:szCs w:val="32"/>
+        </w:rPr>
+        <w:t>n</w:t>
+      </w:r>
+      <w:r>
+        <w:rPr>
+          <w:rFonts w:ascii="Century" w:hAnsi="Century"/>
+          <w:sz w:val="32"/>
+          <w:szCs w:val="32"/>
+        </w:rPr>
+        <w:t>”);</w:t>
+      </w:r>
+    </w:p>
+    <w:p>
+      <w:pPr>
+        <w:rPr>
+          <w:rFonts w:ascii="Century" w:hAnsi="Century"/>
+          <w:sz w:val="32"/>
+          <w:szCs w:val="32"/>
+        </w:rPr>
+      </w:pPr>
+      <w:proofErr w:type="spellStart"/>
+      <w:proofErr w:type="gramStart"/>
+      <w:r>
+        <w:rPr>
+          <w:rFonts w:ascii="Century" w:hAnsi="Century"/>
+          <w:sz w:val="32"/>
+          <w:szCs w:val="32"/>
+        </w:rPr>
+        <w:t>p</w:t>
+      </w:r>
+      <w:r>
+        <w:rPr>
+          <w:rFonts w:ascii="Century" w:hAnsi="Century"/>
+          <w:sz w:val="32"/>
+          <w:szCs w:val="32"/>
+        </w:rPr>
+        <w:t>rintf</w:t>
       </w:r>
       <w:proofErr w:type="spellEnd"/>
       <w:r>
@@ -3198,17 +3230,28 @@
           <w:szCs w:val="32"/>
           <w:lang w:val="en-US"/>
         </w:rPr>
-        <w:t>(!check</w:t>
-      </w:r>
-      <w:proofErr w:type="gramEnd"/>
-      <w:r>
-        <w:rPr>
-          <w:rFonts w:ascii="Century" w:hAnsi="Century"/>
-          <w:sz w:val="32"/>
-          <w:szCs w:val="32"/>
-          <w:lang w:val="en-US"/>
-        </w:rPr>
-        <w:t xml:space="preserve"> Seat(</w:t>
+        <w:t>(!</w:t>
+      </w:r>
+      <w:proofErr w:type="spellStart"/>
+      <w:r>
+        <w:rPr>
+          <w:rFonts w:ascii="Century" w:hAnsi="Century"/>
+          <w:sz w:val="32"/>
+          <w:szCs w:val="32"/>
+          <w:lang w:val="en-US"/>
+        </w:rPr>
+        <w:t>checkSeat</w:t>
+      </w:r>
+      <w:proofErr w:type="spellEnd"/>
+      <w:proofErr w:type="gramEnd"/>
+      <w:r>
+        <w:rPr>
+          <w:rFonts w:ascii="Century" w:hAnsi="Century"/>
+          <w:sz w:val="32"/>
+          <w:szCs w:val="32"/>
+          <w:lang w:val="en-US"/>
+        </w:rPr>
+        <w:t>(</w:t>
       </w:r>
       <w:proofErr w:type="spellStart"/>
       <w:proofErr w:type="gramStart"/>
@@ -7843,6 +7886,7 @@
   <w:style w:type="character" w:default="1" w:styleId="DefaultParagraphFont">
     <w:name w:val="Default Paragraph Font"/>
     <w:uiPriority w:val="1"/>
+    <w:semiHidden/>
     <w:unhideWhenUsed/>
   </w:style>
   <w:style w:type="table" w:default="1" w:styleId="TableNormal">
